--- a/downloads/handouts/Unit 01/Handout 01.17 - Where Does It Go Sort.docx
+++ b/downloads/handouts/Unit 01/Handout 01.17 - Where Does It Go Sort.docx
@@ -6,9 +6,9 @@
       <w:pPr>
         <w:pStyle w:val="Heading1"/>
       </w:pPr>
-      <w:bookmarkStart w:id="20" w:name="handout-01.17-where-does-it-go-sort"/>
-      <w:r>
-        <w:t xml:space="preserve">Handout 01.17: Where Does It Go Sort</w:t>
+      <w:bookmarkStart w:id="20" w:name="handout-1.17-where-does-it-go-sort"/>
+      <w:r>
+        <w:t xml:space="preserve">Handout 1.17: Where Does It Go Sort</w:t>
       </w:r>
       <w:bookmarkEnd w:id="20"/>
     </w:p>

--- a/downloads/handouts/Unit 01/Handout 01.17 - Where Does It Go Sort.docx
+++ b/downloads/handouts/Unit 01/Handout 01.17 - Where Does It Go Sort.docx
@@ -284,7 +284,7 @@
         <w:pStyle w:val="FirstParagraph"/>
       </w:pPr>
       <w:r>
-        <w:t xml:space="preserve">Directions: Your team has twelve food cards. Sort them into the four zones. Write each food in its zone. Then do the second sort: mark each food U (use first, within a few days), W (use this week), or M (keeps for months).</w:t>
+        <w:t xml:space="preserve">Directions: Your team has twelve food cards. Sort them into the four zones. Write each food in its zone. Then do the second sort. Next to each food, write U (use first, within a few days), W (use this week), or M (keeps for months).</w:t>
       </w:r>
     </w:p>
     <w:tbl>
@@ -506,6 +506,58 @@
           <w:p/>
         </w:tc>
       </w:tr>
+      <w:tr>
+        <w:tc>
+          <w:tcPr>
+            <w:tcW w:type="dxa" w:w="2340"/>
+          </w:tcPr>
+          <w:p/>
+        </w:tc>
+        <w:tc>
+          <w:tcPr>
+            <w:tcW w:type="dxa" w:w="2340"/>
+          </w:tcPr>
+          <w:p/>
+        </w:tc>
+        <w:tc>
+          <w:tcPr>
+            <w:tcW w:type="dxa" w:w="2340"/>
+          </w:tcPr>
+          <w:p/>
+        </w:tc>
+        <w:tc>
+          <w:tcPr>
+            <w:tcW w:type="dxa" w:w="2340"/>
+          </w:tcPr>
+          <w:p/>
+        </w:tc>
+      </w:tr>
+      <w:tr>
+        <w:tc>
+          <w:tcPr>
+            <w:tcW w:type="dxa" w:w="2340"/>
+          </w:tcPr>
+          <w:p/>
+        </w:tc>
+        <w:tc>
+          <w:tcPr>
+            <w:tcW w:type="dxa" w:w="2340"/>
+          </w:tcPr>
+          <w:p/>
+        </w:tc>
+        <w:tc>
+          <w:tcPr>
+            <w:tcW w:type="dxa" w:w="2340"/>
+          </w:tcPr>
+          <w:p/>
+        </w:tc>
+        <w:tc>
+          <w:tcPr>
+            <w:tcW w:type="dxa" w:w="2340"/>
+          </w:tcPr>
+          <w:p/>
+        </w:tc>
+      </w:tr>
     </w:tbl>
     <w:p>
       <w:pPr>
@@ -660,7 +712,7 @@
         <w:pStyle w:val="BodyText"/>
       </w:pPr>
       <w:r>
-        <w:t xml:space="preserve">Practice: milk says</w:t>
+        <w:t xml:space="preserve">Practice: The milk says</w:t>
       </w:r>
       <w:r>
         <w:t xml:space="preserve"> </w:t>
@@ -678,7 +730,7 @@
         <w:t xml:space="preserve"> </w:t>
       </w:r>
       <w:r>
-        <w:t xml:space="preserve">It is Wednesday and it smells fine. Safe or not? ______ Why? ____________________</w:t>
+        <w:t xml:space="preserve">It is Wednesday and it smells fine. (a) Safe or not? ______ (b) Why? ____________________</w:t>
       </w:r>
     </w:p>
     <w:p>
@@ -686,7 +738,7 @@
         <w:pStyle w:val="BodyText"/>
       </w:pPr>
       <w:r>
-        <w:t xml:space="preserve">Practice: leftover pasta sat out from 6 pm to 10 pm. Fridge or trash? ______ Why? ____________________</w:t>
+        <w:t xml:space="preserve">Practice: Leftover pasta sat out from 6 pm to 10 pm. (a) Fridge or trash? ______ (b) Why? ____________________</w:t>
       </w:r>
     </w:p>
     <w:p>
